--- a/docs/REPORT.docx
+++ b/docs/REPORT.docx
@@ -1251,6 +1251,25 @@
           <w:b/>
           <w:bCs/>
         </w:rPr>
+        <w:t xml:space="preserve">메이크업은 부위를 잘라서 본다</w:t>
+      </w:r>
+      <w:r>
+        <w:t xml:space="preserve">: 섀도 · 라인 · 립은 사진 전체에서 몇 픽셀뿐이라 가장 약했다. 얼굴 랜드마크로 눈(눈썹 포함) · 입술 · 얼굴 영역을 잘라 따로 임베딩하고, 그룹마다 전체 사진 · 얼굴 · 눈 · 입술 중 교차 검증이 가장 좋은 영역의 헤드를 쓴다. 얼굴을 못 찾으면 전체 사진으로 판단한다.</w:t>
+      </w:r>
+    </w:p>
+    <w:p>
+      <w:pPr>
+        <w:pStyle w:val="Compact"/>
+        <w:numPr>
+          <w:ilvl w:val="0"/>
+          <w:numId w:val="1003"/>
+        </w:numPr>
+      </w:pPr>
+      <w:r>
+        <w:rPr>
+          <w:b/>
+          <w:bCs/>
+        </w:rPr>
         <w:t xml:space="preserve">문장 조립</w:t>
       </w:r>
       <w:r>
@@ -1961,7 +1980,29 @@
         <w:t xml:space="preserve">잘하는 것과 못하는 것</w:t>
       </w:r>
       <w:r>
-        <w:t xml:space="preserve">: 네일 부위(99.6%) · 헤어 기장(85.7%) · 메이크업 포인트(89.6%)는 잘 맞히고, 아이섀도(45%) · 아이라인(53%) · 메이크업 톤처럼 몇 픽셀 차이로 갈리는 메이크업 그룹이 약하다.</w:t>
+        <w:t xml:space="preserve">: 네일 부위(99.6%) · 헤어 기장(85.7%) · 메이크업 포인트(89.6%)는 잘 맞히고, 아이섀도 · 아이라인 · 메이크업 톤처럼 몇 픽셀 차이로 갈리는 메이크업 그룹이 약하다.</w:t>
+      </w:r>
+    </w:p>
+    <w:p>
+      <w:pPr>
+        <w:pStyle w:val="Compact"/>
+        <w:numPr>
+          <w:ilvl w:val="0"/>
+          <w:numId w:val="1005"/>
+        </w:numPr>
+      </w:pPr>
+      <w:r>
+        <w:rPr>
+          <w:b/>
+          <w:bCs/>
+        </w:rPr>
+        <w:t xml:space="preserve">메이크업 부위 크롭의 효과</w:t>
+      </w:r>
+      <w:r>
+        <w:t xml:space="preserve"> </w:t>
+      </w:r>
+      <w:r>
+        <w:t xml:space="preserve">(메이크업 학습 사진 386장, 같은 사진으로 전체 vs 크롭 5겹 교차 검증): 아이섀도 50.6 → 64.4%, 아이라인 55.1 → 64.0%, 속눈썹 71.5 → 75.1%, 립 컬러 59.4 → 80.6%, 립 표현 72.9 → 78.5%, 포인트 63.0 → 68.0%. 무드 · 눈썹 · 치크 · 피부 표현은 전체 사진이 더 나아 그대로 두었다.</w:t>
       </w:r>
     </w:p>
     <w:p>
